--- a/docs/travel_grant_student_application_letter.docx
+++ b/docs/travel_grant_student_application_letter.docx
@@ -4,8 +4,16 @@
   <w:body>
     <w:p>
       <w:r>
+        <w:rPr>
+          <w:noProof/>
+        </w:rPr>
+      </w:r>
+      <w:r>
+        <w:rPr>
+          <w:noProof/>
+        </w:rPr>
         <w:pict w14:anchorId="0EB3C2CC">
-          <v:rect id="_x0000_i1025" style="width:0;height:1.5pt" o:hralign="center" o:hrstd="t" o:hr="t" fillcolor="#a0a0a0" stroked="f"/>
+          <v:rect id="_x0000_i1025" alt="" style="width:468pt;height:.05pt;mso-width-percent:0;mso-height-percent:0;mso-width-percent:0;mso-height-percent:0" o:hralign="center" o:hrstd="t" o:hr="t" fillcolor="#a0a0a0" stroked="f"/>
         </w:pict>
       </w:r>
     </w:p>
@@ -46,23 +54,63 @@
           <w:bCs/>
           <w:lang w:val="en-GB"/>
         </w:rPr>
-        <w:t>DSN 2025 Travel Grant</w:t>
-      </w:r>
-      <w:r>
-        <w:rPr>
-          <w:b/>
-          <w:bCs/>
-          <w:lang w:val="en-GB"/>
-        </w:rPr>
-        <w:t xml:space="preserve"> Award</w:t>
-      </w:r>
-      <w:r>
-        <w:rPr>
-          <w:b/>
-          <w:bCs/>
-          <w:lang w:val="en-GB"/>
-        </w:rPr>
-        <w:t xml:space="preserve"> Committee</w:t>
+        <w:t>DSN 202</w:t>
+      </w:r>
+      <w:r>
+        <w:rPr>
+          <w:b/>
+          <w:bCs/>
+          <w:lang w:val="en-GB"/>
+        </w:rPr>
+        <w:t>6</w:t>
+      </w:r>
+      <w:r>
+        <w:rPr>
+          <w:b/>
+          <w:bCs/>
+          <w:lang w:val="en-GB"/>
+        </w:rPr>
+        <w:t xml:space="preserve"> </w:t>
+      </w:r>
+      <w:r>
+        <w:rPr>
+          <w:b/>
+          <w:bCs/>
+          <w:lang w:val="en-GB"/>
+        </w:rPr>
+        <w:t xml:space="preserve">Student Travel </w:t>
+      </w:r>
+      <w:r>
+        <w:rPr>
+          <w:b/>
+          <w:bCs/>
+          <w:lang w:val="en-GB"/>
+        </w:rPr>
+        <w:t>Grant</w:t>
+      </w:r>
+      <w:r>
+        <w:rPr>
+          <w:b/>
+          <w:bCs/>
+          <w:lang w:val="en-GB"/>
+        </w:rPr>
+        <w:t xml:space="preserve"> </w:t>
+      </w:r>
+      <w:r>
+        <w:rPr>
+          <w:b/>
+          <w:bCs/>
+          <w:lang w:val="en-GB"/>
+        </w:rPr>
+        <w:t>C</w:t>
+      </w:r>
+      <w:r>
+        <w:rPr>
+          <w:b/>
+          <w:bCs/>
+          <w:lang w:val="en-GB"/>
+        </w:rPr>
+        <w:t>hairs</w:t>
       </w:r>
     </w:p>
     <w:p>
@@ -73,32 +121,30 @@
           <w:lang w:val="en-GB"/>
         </w:rPr>
       </w:pPr>
-      <w:r>
-        <w:rPr>
-          <w:lang w:val="en-GB"/>
-        </w:rPr>
-        <w:t>Alessandra De Benedictis (chair)</w:t>
-      </w:r>
-    </w:p>
-    <w:p>
-      <w:pPr>
-        <w:spacing w:after="0" w:line="240" w:lineRule="auto"/>
+      <w:proofErr w:type="spellStart"/>
+      <w:r>
+        <w:t>Meera</w:t>
+      </w:r>
+      <w:proofErr w:type="spellEnd"/>
+      <w:r>
+        <w:t xml:space="preserve"> </w:t>
+      </w:r>
+      <w:proofErr w:type="spellStart"/>
+      <w:r>
+        <w:t>Sridhar</w:t>
+      </w:r>
+      <w:proofErr w:type="spellEnd"/>
+      <w:r>
+        <w:br/>
+      </w:r>
+      <w:r>
+        <w:t>Domenico Cotroneo</w:t>
+      </w:r>
+    </w:p>
+    <w:p>
+      <w:pPr>
         <w:jc w:val="right"/>
         <w:rPr>
-          <w:lang w:val="en-GB"/>
-        </w:rPr>
-      </w:pPr>
-      <w:r>
-        <w:rPr>
-          <w:lang w:val="en-GB"/>
-        </w:rPr>
-        <w:t>Andrea Ceccarelli</w:t>
-      </w:r>
-    </w:p>
-    <w:p>
-      <w:pPr>
-        <w:jc w:val="right"/>
-        <w:rPr>
           <w:b/>
           <w:bCs/>
           <w:lang w:val="en-GB"/>
@@ -168,7 +214,19 @@
         <w:rPr>
           <w:lang w:val="en-GB"/>
         </w:rPr>
-        <w:t>I am writing to apply for a student travel grant to attend the DSN 2025 Conference</w:t>
+        <w:t>I am writing to apply for a student travel grant to attend the DSN 202</w:t>
+      </w:r>
+      <w:r>
+        <w:rPr>
+          <w:lang w:val="en-GB"/>
+        </w:rPr>
+        <w:t>6</w:t>
+      </w:r>
+      <w:r>
+        <w:rPr>
+          <w:lang w:val="en-GB"/>
+        </w:rPr>
+        <w:t xml:space="preserve"> Conference</w:t>
       </w:r>
       <w:r>
         <w:rPr>
@@ -186,7 +244,19 @@
         <w:rPr>
           <w:lang w:val="en-GB"/>
         </w:rPr>
-        <w:t>Naples, Italy</w:t>
+        <w:t>Charlotte</w:t>
+      </w:r>
+      <w:r>
+        <w:rPr>
+          <w:lang w:val="en-GB"/>
+        </w:rPr>
+        <w:t xml:space="preserve">, </w:t>
+      </w:r>
+      <w:r>
+        <w:rPr>
+          <w:lang w:val="en-GB"/>
+        </w:rPr>
+        <w:t>USA</w:t>
       </w:r>
       <w:r>
         <w:rPr>
@@ -198,33 +268,37 @@
         <w:rPr>
           <w:lang w:val="en-GB"/>
         </w:rPr>
-        <w:t xml:space="preserve">23 – June </w:t>
-      </w:r>
-      <w:proofErr w:type="gramStart"/>
-      <w:r>
-        <w:rPr>
-          <w:lang w:val="en-GB"/>
-        </w:rPr>
-        <w:t xml:space="preserve">26 </w:t>
-      </w:r>
-      <w:r>
-        <w:rPr>
-          <w:lang w:val="en-GB"/>
-        </w:rPr>
-        <w:t>,</w:t>
-      </w:r>
-      <w:proofErr w:type="gramEnd"/>
-      <w:r>
-        <w:rPr>
-          <w:lang w:val="en-GB"/>
-        </w:rPr>
-        <w:t xml:space="preserve"> 202</w:t>
+        <w:t>2</w:t>
+      </w:r>
+      <w:r>
+        <w:rPr>
+          <w:lang w:val="en-GB"/>
+        </w:rPr>
+        <w:t>2</w:t>
+      </w:r>
+      <w:r>
+        <w:rPr>
+          <w:lang w:val="en-GB"/>
+        </w:rPr>
+        <w:t xml:space="preserve"> – June 2</w:t>
       </w:r>
       <w:r>
         <w:rPr>
           <w:lang w:val="en-GB"/>
         </w:rPr>
         <w:t>5</w:t>
+      </w:r>
+      <w:r>
+        <w:rPr>
+          <w:lang w:val="en-GB"/>
+        </w:rPr>
+        <w:t>, 202</w:t>
+      </w:r>
+      <w:r>
+        <w:rPr>
+          <w:lang w:val="en-GB"/>
+        </w:rPr>
+        <w:t>6</w:t>
       </w:r>
       <w:r>
         <w:rPr>
@@ -619,7 +693,19 @@
           <w:lang w:val="en-GB"/>
         </w:rPr>
         <w:lastRenderedPageBreak/>
-        <w:t xml:space="preserve">As the faculty advisor for [Student's Name], I am writing to support their application for a travel grant to attend the DSN 2025 Conference. Due to </w:t>
+        <w:t>As the faculty advisor for [Student's Name], I am writing to support their application for a travel grant to attend the DSN 202</w:t>
+      </w:r>
+      <w:r>
+        <w:rPr>
+          <w:lang w:val="en-GB"/>
+        </w:rPr>
+        <w:t>6</w:t>
+      </w:r>
+      <w:r>
+        <w:rPr>
+          <w:lang w:val="en-GB"/>
+        </w:rPr>
+        <w:t xml:space="preserve"> Conference. Due to </w:t>
       </w:r>
       <w:r>
         <w:rPr>
@@ -794,17 +880,14 @@
 <w:hdr xmlns:wpc="http://schemas.microsoft.com/office/word/2010/wordprocessingCanvas" xmlns:cx="http://schemas.microsoft.com/office/drawing/2014/chartex" xmlns:cx1="http://schemas.microsoft.com/office/drawing/2015/9/8/chartex" xmlns:cx2="http://schemas.microsoft.com/office/drawing/2015/10/21/chartex" xmlns:cx3="http://schemas.microsoft.com/office/drawing/2016/5/9/chartex" xmlns:cx4="http://schemas.microsoft.com/office/drawing/2016/5/10/chartex" xmlns:cx5="http://schemas.microsoft.com/office/drawing/2016/5/11/chartex" xmlns:cx6="http://schemas.microsoft.com/office/drawing/2016/5/12/chartex" xmlns:cx7="http://schemas.microsoft.com/office/drawing/2016/5/13/chartex" xmlns:cx8="http://schemas.microsoft.com/office/drawing/2016/5/14/chartex" xmlns:mc="http://schemas.openxmlformats.org/markup-compatibility/2006" xmlns:aink="http://schemas.microsoft.com/office/drawing/2016/ink" xmlns:am3d="http://schemas.microsoft.com/office/drawing/2017/model3d" xmlns:o="urn:schemas-microsoft-com:office:office" xmlns:oel="http://schemas.microsoft.com/office/2019/extlst" xmlns:r="http://schemas.openxmlformats.org/officeDocument/2006/relationships" xmlns:m="http://schemas.openxmlformats.org/officeDocument/2006/math" xmlns:v="urn:schemas-microsoft-com:vml" xmlns:wp14="http://schemas.microsoft.com/office/word/2010/wordprocessingDrawing" xmlns:wp="http://schemas.openxmlformats.org/drawingml/2006/wordprocessingDrawing" xmlns:w10="urn:schemas-microsoft-com:office:word" xmlns:w="http://schemas.openxmlformats.org/wordprocessingml/2006/main" xmlns:w14="http://schemas.microsoft.com/office/word/2010/wordml" xmlns:w15="http://schemas.microsoft.com/office/word/2012/wordml" xmlns:w16cex="http://schemas.microsoft.com/office/word/2018/wordml/cex" xmlns:w16cid="http://schemas.microsoft.com/office/word/2016/wordml/cid" xmlns:w16="http://schemas.microsoft.com/office/word/2018/wordml" xmlns:w16du="http://schemas.microsoft.com/office/word/2023/wordml/word16du" xmlns:w16sdtdh="http://schemas.microsoft.com/office/word/2020/wordml/sdtdatahash" xmlns:w16sdtfl="http://schemas.microsoft.com/office/word/2024/wordml/sdtformatlock" xmlns:w16se="http://schemas.microsoft.com/office/word/2015/wordml/symex" xmlns:wpg="http://schemas.microsoft.com/office/word/2010/wordprocessingGroup" xmlns:wpi="http://schemas.microsoft.com/office/word/2010/wordprocessingInk" xmlns:wne="http://schemas.microsoft.com/office/word/2006/wordml" xmlns:wps="http://schemas.microsoft.com/office/word/2010/wordprocessingShape" mc:Ignorable="w14 w15 w16se w16cid w16 w16cex w16sdtdh w16sdtfl w16du wp14">
   <w:p>
     <w:pPr>
-      <w:pStyle w:val="Intestazione"/>
+      <w:pStyle w:val="Header"/>
     </w:pPr>
     <w:r>
-      <w:rPr>
-        <w:noProof/>
-      </w:rPr>
       <w:drawing>
-        <wp:inline distT="0" distB="0" distL="0" distR="0" wp14:anchorId="4E78B712" wp14:editId="12740C04">
-          <wp:extent cx="1308517" cy="1104053"/>
+        <wp:inline distT="0" distB="0" distL="0" distR="0" wp14:anchorId="17FDCD23" wp14:editId="3E8B006C">
+          <wp:extent cx="1308100" cy="1103022"/>
           <wp:effectExtent l="0" t="0" r="0" b="0"/>
-          <wp:docPr id="774360448" name="Immagine 1" descr="Immagine che contiene Elementi grafici, Carattere, cerchio, simbolo&#10;&#10;Il contenuto generato dall'IA potrebbe non essere corretto."/>
+          <wp:docPr id="2051634995" name="Picture 1"/>
           <wp:cNvGraphicFramePr>
             <a:graphicFrameLocks xmlns:a="http://schemas.openxmlformats.org/drawingml/2006/main" noChangeAspect="1"/>
           </wp:cNvGraphicFramePr>
@@ -812,42 +895,35 @@
             <a:graphicData uri="http://schemas.openxmlformats.org/drawingml/2006/picture">
               <pic:pic xmlns:pic="http://schemas.openxmlformats.org/drawingml/2006/picture">
                 <pic:nvPicPr>
-                  <pic:cNvPr id="774360448" name="Immagine 1" descr="Immagine che contiene Elementi grafici, Carattere, cerchio, simbolo&#10;&#10;Il contenuto generato dall'IA potrebbe non essere corretto."/>
-                  <pic:cNvPicPr>
-                    <a:picLocks noChangeAspect="1" noChangeArrowheads="1"/>
-                  </pic:cNvPicPr>
+                  <pic:cNvPr id="2051634995" name=""/>
+                  <pic:cNvPicPr/>
                 </pic:nvPicPr>
                 <pic:blipFill>
-                  <a:blip r:embed="rId1">
-                    <a:extLst>
-                      <a:ext uri="{28A0092B-C50C-407E-A947-70E740481C1C}">
-                        <a14:useLocalDpi xmlns:a14="http://schemas.microsoft.com/office/drawing/2010/main" val="0"/>
-                      </a:ext>
-                    </a:extLst>
-                  </a:blip>
-                  <a:srcRect/>
+                  <a:blip r:embed="rId1"/>
                   <a:stretch>
                     <a:fillRect/>
                   </a:stretch>
                 </pic:blipFill>
-                <pic:spPr bwMode="auto">
+                <pic:spPr>
                   <a:xfrm>
                     <a:off x="0" y="0"/>
-                    <a:ext cx="1326012" cy="1118815"/>
+                    <a:ext cx="1331065" cy="1122386"/>
                   </a:xfrm>
                   <a:prstGeom prst="rect">
                     <a:avLst/>
                   </a:prstGeom>
-                  <a:noFill/>
-                  <a:ln>
-                    <a:noFill/>
-                  </a:ln>
                 </pic:spPr>
               </pic:pic>
             </a:graphicData>
           </a:graphic>
         </wp:inline>
       </w:drawing>
+    </w:r>
+    <w:r>
+      <w:rPr>
+        <w:noProof/>
+      </w:rPr>
+      <w:t xml:space="preserve"> </w:t>
     </w:r>
   </w:p>
 </w:hdr>
@@ -1407,15 +1483,15 @@
     <w:lsdException w:name="Unresolved Mention" w:semiHidden="1" w:unhideWhenUsed="1"/>
     <w:lsdException w:name="Smart Link" w:semiHidden="1" w:unhideWhenUsed="1"/>
   </w:latentStyles>
-  <w:style w:type="paragraph" w:default="1" w:styleId="Normale">
+  <w:style w:type="paragraph" w:default="1" w:styleId="Normal">
     <w:name w:val="Normal"/>
     <w:qFormat/>
   </w:style>
-  <w:style w:type="paragraph" w:styleId="Titolo1">
+  <w:style w:type="paragraph" w:styleId="Heading1">
     <w:name w:val="heading 1"/>
-    <w:basedOn w:val="Normale"/>
-    <w:next w:val="Normale"/>
-    <w:link w:val="Titolo1Carattere"/>
+    <w:basedOn w:val="Normal"/>
+    <w:next w:val="Normal"/>
+    <w:link w:val="Heading1Char"/>
     <w:uiPriority w:val="9"/>
     <w:qFormat/>
     <w:rsid w:val="001A61BA"/>
@@ -1432,11 +1508,11 @@
       <w:szCs w:val="40"/>
     </w:rPr>
   </w:style>
-  <w:style w:type="paragraph" w:styleId="Titolo2">
+  <w:style w:type="paragraph" w:styleId="Heading2">
     <w:name w:val="heading 2"/>
-    <w:basedOn w:val="Normale"/>
-    <w:next w:val="Normale"/>
-    <w:link w:val="Titolo2Carattere"/>
+    <w:basedOn w:val="Normal"/>
+    <w:next w:val="Normal"/>
+    <w:link w:val="Heading2Char"/>
     <w:uiPriority w:val="9"/>
     <w:semiHidden/>
     <w:unhideWhenUsed/>
@@ -1455,11 +1531,11 @@
       <w:szCs w:val="32"/>
     </w:rPr>
   </w:style>
-  <w:style w:type="paragraph" w:styleId="Titolo3">
+  <w:style w:type="paragraph" w:styleId="Heading3">
     <w:name w:val="heading 3"/>
-    <w:basedOn w:val="Normale"/>
-    <w:next w:val="Normale"/>
-    <w:link w:val="Titolo3Carattere"/>
+    <w:basedOn w:val="Normal"/>
+    <w:next w:val="Normal"/>
+    <w:link w:val="Heading3Char"/>
     <w:uiPriority w:val="9"/>
     <w:semiHidden/>
     <w:unhideWhenUsed/>
@@ -1478,11 +1554,11 @@
       <w:szCs w:val="28"/>
     </w:rPr>
   </w:style>
-  <w:style w:type="paragraph" w:styleId="Titolo4">
+  <w:style w:type="paragraph" w:styleId="Heading4">
     <w:name w:val="heading 4"/>
-    <w:basedOn w:val="Normale"/>
-    <w:next w:val="Normale"/>
-    <w:link w:val="Titolo4Carattere"/>
+    <w:basedOn w:val="Normal"/>
+    <w:next w:val="Normal"/>
+    <w:link w:val="Heading4Char"/>
     <w:uiPriority w:val="9"/>
     <w:semiHidden/>
     <w:unhideWhenUsed/>
@@ -1501,11 +1577,11 @@
       <w:color w:val="0F4761" w:themeColor="accent1" w:themeShade="BF"/>
     </w:rPr>
   </w:style>
-  <w:style w:type="paragraph" w:styleId="Titolo5">
+  <w:style w:type="paragraph" w:styleId="Heading5">
     <w:name w:val="heading 5"/>
-    <w:basedOn w:val="Normale"/>
-    <w:next w:val="Normale"/>
-    <w:link w:val="Titolo5Carattere"/>
+    <w:basedOn w:val="Normal"/>
+    <w:next w:val="Normal"/>
+    <w:link w:val="Heading5Char"/>
     <w:uiPriority w:val="9"/>
     <w:semiHidden/>
     <w:unhideWhenUsed/>
@@ -1522,11 +1598,11 @@
       <w:color w:val="0F4761" w:themeColor="accent1" w:themeShade="BF"/>
     </w:rPr>
   </w:style>
-  <w:style w:type="paragraph" w:styleId="Titolo6">
+  <w:style w:type="paragraph" w:styleId="Heading6">
     <w:name w:val="heading 6"/>
-    <w:basedOn w:val="Normale"/>
-    <w:next w:val="Normale"/>
-    <w:link w:val="Titolo6Carattere"/>
+    <w:basedOn w:val="Normal"/>
+    <w:next w:val="Normal"/>
+    <w:link w:val="Heading6Char"/>
     <w:uiPriority w:val="9"/>
     <w:semiHidden/>
     <w:unhideWhenUsed/>
@@ -1545,11 +1621,11 @@
       <w:color w:val="595959" w:themeColor="text1" w:themeTint="A6"/>
     </w:rPr>
   </w:style>
-  <w:style w:type="paragraph" w:styleId="Titolo7">
+  <w:style w:type="paragraph" w:styleId="Heading7">
     <w:name w:val="heading 7"/>
-    <w:basedOn w:val="Normale"/>
-    <w:next w:val="Normale"/>
-    <w:link w:val="Titolo7Carattere"/>
+    <w:basedOn w:val="Normal"/>
+    <w:next w:val="Normal"/>
+    <w:link w:val="Heading7Char"/>
     <w:uiPriority w:val="9"/>
     <w:semiHidden/>
     <w:unhideWhenUsed/>
@@ -1566,11 +1642,11 @@
       <w:color w:val="595959" w:themeColor="text1" w:themeTint="A6"/>
     </w:rPr>
   </w:style>
-  <w:style w:type="paragraph" w:styleId="Titolo8">
+  <w:style w:type="paragraph" w:styleId="Heading8">
     <w:name w:val="heading 8"/>
-    <w:basedOn w:val="Normale"/>
-    <w:next w:val="Normale"/>
-    <w:link w:val="Titolo8Carattere"/>
+    <w:basedOn w:val="Normal"/>
+    <w:next w:val="Normal"/>
+    <w:link w:val="Heading8Char"/>
     <w:uiPriority w:val="9"/>
     <w:semiHidden/>
     <w:unhideWhenUsed/>
@@ -1589,11 +1665,11 @@
       <w:color w:val="272727" w:themeColor="text1" w:themeTint="D8"/>
     </w:rPr>
   </w:style>
-  <w:style w:type="paragraph" w:styleId="Titolo9">
+  <w:style w:type="paragraph" w:styleId="Heading9">
     <w:name w:val="heading 9"/>
-    <w:basedOn w:val="Normale"/>
-    <w:next w:val="Normale"/>
-    <w:link w:val="Titolo9Carattere"/>
+    <w:basedOn w:val="Normal"/>
+    <w:next w:val="Normal"/>
+    <w:link w:val="Heading9Char"/>
     <w:uiPriority w:val="9"/>
     <w:semiHidden/>
     <w:unhideWhenUsed/>
@@ -1610,13 +1686,13 @@
       <w:color w:val="272727" w:themeColor="text1" w:themeTint="D8"/>
     </w:rPr>
   </w:style>
-  <w:style w:type="character" w:default="1" w:styleId="Carpredefinitoparagrafo">
+  <w:style w:type="character" w:default="1" w:styleId="DefaultParagraphFont">
     <w:name w:val="Default Paragraph Font"/>
     <w:uiPriority w:val="1"/>
     <w:semiHidden/>
     <w:unhideWhenUsed/>
   </w:style>
-  <w:style w:type="table" w:default="1" w:styleId="Tabellanormale">
+  <w:style w:type="table" w:default="1" w:styleId="TableNormal">
     <w:name w:val="Normal Table"/>
     <w:uiPriority w:val="99"/>
     <w:semiHidden/>
@@ -1631,16 +1707,16 @@
       </w:tblCellMar>
     </w:tblPr>
   </w:style>
-  <w:style w:type="numbering" w:default="1" w:styleId="Nessunelenco">
+  <w:style w:type="numbering" w:default="1" w:styleId="NoList">
     <w:name w:val="No List"/>
     <w:uiPriority w:val="99"/>
     <w:semiHidden/>
     <w:unhideWhenUsed/>
   </w:style>
-  <w:style w:type="character" w:customStyle="1" w:styleId="Titolo1Carattere">
-    <w:name w:val="Titolo 1 Carattere"/>
-    <w:basedOn w:val="Carpredefinitoparagrafo"/>
-    <w:link w:val="Titolo1"/>
+  <w:style w:type="character" w:customStyle="1" w:styleId="Heading1Char">
+    <w:name w:val="Heading 1 Char"/>
+    <w:basedOn w:val="DefaultParagraphFont"/>
+    <w:link w:val="Heading1"/>
     <w:uiPriority w:val="9"/>
     <w:rsid w:val="001A61BA"/>
     <w:rPr>
@@ -1650,10 +1726,10 @@
       <w:szCs w:val="40"/>
     </w:rPr>
   </w:style>
-  <w:style w:type="character" w:customStyle="1" w:styleId="Titolo2Carattere">
-    <w:name w:val="Titolo 2 Carattere"/>
-    <w:basedOn w:val="Carpredefinitoparagrafo"/>
-    <w:link w:val="Titolo2"/>
+  <w:style w:type="character" w:customStyle="1" w:styleId="Heading2Char">
+    <w:name w:val="Heading 2 Char"/>
+    <w:basedOn w:val="DefaultParagraphFont"/>
+    <w:link w:val="Heading2"/>
     <w:uiPriority w:val="9"/>
     <w:semiHidden/>
     <w:rsid w:val="001A61BA"/>
@@ -1664,10 +1740,10 @@
       <w:szCs w:val="32"/>
     </w:rPr>
   </w:style>
-  <w:style w:type="character" w:customStyle="1" w:styleId="Titolo3Carattere">
-    <w:name w:val="Titolo 3 Carattere"/>
-    <w:basedOn w:val="Carpredefinitoparagrafo"/>
-    <w:link w:val="Titolo3"/>
+  <w:style w:type="character" w:customStyle="1" w:styleId="Heading3Char">
+    <w:name w:val="Heading 3 Char"/>
+    <w:basedOn w:val="DefaultParagraphFont"/>
+    <w:link w:val="Heading3"/>
     <w:uiPriority w:val="9"/>
     <w:semiHidden/>
     <w:rsid w:val="001A61BA"/>
@@ -1678,10 +1754,10 @@
       <w:szCs w:val="28"/>
     </w:rPr>
   </w:style>
-  <w:style w:type="character" w:customStyle="1" w:styleId="Titolo4Carattere">
-    <w:name w:val="Titolo 4 Carattere"/>
-    <w:basedOn w:val="Carpredefinitoparagrafo"/>
-    <w:link w:val="Titolo4"/>
+  <w:style w:type="character" w:customStyle="1" w:styleId="Heading4Char">
+    <w:name w:val="Heading 4 Char"/>
+    <w:basedOn w:val="DefaultParagraphFont"/>
+    <w:link w:val="Heading4"/>
     <w:uiPriority w:val="9"/>
     <w:semiHidden/>
     <w:rsid w:val="001A61BA"/>
@@ -1692,10 +1768,10 @@
       <w:color w:val="0F4761" w:themeColor="accent1" w:themeShade="BF"/>
     </w:rPr>
   </w:style>
-  <w:style w:type="character" w:customStyle="1" w:styleId="Titolo5Carattere">
-    <w:name w:val="Titolo 5 Carattere"/>
-    <w:basedOn w:val="Carpredefinitoparagrafo"/>
-    <w:link w:val="Titolo5"/>
+  <w:style w:type="character" w:customStyle="1" w:styleId="Heading5Char">
+    <w:name w:val="Heading 5 Char"/>
+    <w:basedOn w:val="DefaultParagraphFont"/>
+    <w:link w:val="Heading5"/>
     <w:uiPriority w:val="9"/>
     <w:semiHidden/>
     <w:rsid w:val="001A61BA"/>
@@ -1704,10 +1780,10 @@
       <w:color w:val="0F4761" w:themeColor="accent1" w:themeShade="BF"/>
     </w:rPr>
   </w:style>
-  <w:style w:type="character" w:customStyle="1" w:styleId="Titolo6Carattere">
-    <w:name w:val="Titolo 6 Carattere"/>
-    <w:basedOn w:val="Carpredefinitoparagrafo"/>
-    <w:link w:val="Titolo6"/>
+  <w:style w:type="character" w:customStyle="1" w:styleId="Heading6Char">
+    <w:name w:val="Heading 6 Char"/>
+    <w:basedOn w:val="DefaultParagraphFont"/>
+    <w:link w:val="Heading6"/>
     <w:uiPriority w:val="9"/>
     <w:semiHidden/>
     <w:rsid w:val="001A61BA"/>
@@ -1718,10 +1794,10 @@
       <w:color w:val="595959" w:themeColor="text1" w:themeTint="A6"/>
     </w:rPr>
   </w:style>
-  <w:style w:type="character" w:customStyle="1" w:styleId="Titolo7Carattere">
-    <w:name w:val="Titolo 7 Carattere"/>
-    <w:basedOn w:val="Carpredefinitoparagrafo"/>
-    <w:link w:val="Titolo7"/>
+  <w:style w:type="character" w:customStyle="1" w:styleId="Heading7Char">
+    <w:name w:val="Heading 7 Char"/>
+    <w:basedOn w:val="DefaultParagraphFont"/>
+    <w:link w:val="Heading7"/>
     <w:uiPriority w:val="9"/>
     <w:semiHidden/>
     <w:rsid w:val="001A61BA"/>
@@ -1730,10 +1806,10 @@
       <w:color w:val="595959" w:themeColor="text1" w:themeTint="A6"/>
     </w:rPr>
   </w:style>
-  <w:style w:type="character" w:customStyle="1" w:styleId="Titolo8Carattere">
-    <w:name w:val="Titolo 8 Carattere"/>
-    <w:basedOn w:val="Carpredefinitoparagrafo"/>
-    <w:link w:val="Titolo8"/>
+  <w:style w:type="character" w:customStyle="1" w:styleId="Heading8Char">
+    <w:name w:val="Heading 8 Char"/>
+    <w:basedOn w:val="DefaultParagraphFont"/>
+    <w:link w:val="Heading8"/>
     <w:uiPriority w:val="9"/>
     <w:semiHidden/>
     <w:rsid w:val="001A61BA"/>
@@ -1744,10 +1820,10 @@
       <w:color w:val="272727" w:themeColor="text1" w:themeTint="D8"/>
     </w:rPr>
   </w:style>
-  <w:style w:type="character" w:customStyle="1" w:styleId="Titolo9Carattere">
-    <w:name w:val="Titolo 9 Carattere"/>
-    <w:basedOn w:val="Carpredefinitoparagrafo"/>
-    <w:link w:val="Titolo9"/>
+  <w:style w:type="character" w:customStyle="1" w:styleId="Heading9Char">
+    <w:name w:val="Heading 9 Char"/>
+    <w:basedOn w:val="DefaultParagraphFont"/>
+    <w:link w:val="Heading9"/>
     <w:uiPriority w:val="9"/>
     <w:semiHidden/>
     <w:rsid w:val="001A61BA"/>
@@ -1756,11 +1832,11 @@
       <w:color w:val="272727" w:themeColor="text1" w:themeTint="D8"/>
     </w:rPr>
   </w:style>
-  <w:style w:type="paragraph" w:styleId="Titolo">
+  <w:style w:type="paragraph" w:styleId="Title">
     <w:name w:val="Title"/>
-    <w:basedOn w:val="Normale"/>
-    <w:next w:val="Normale"/>
-    <w:link w:val="TitoloCarattere"/>
+    <w:basedOn w:val="Normal"/>
+    <w:next w:val="Normal"/>
+    <w:link w:val="TitleChar"/>
     <w:uiPriority w:val="10"/>
     <w:qFormat/>
     <w:rsid w:val="001A61BA"/>
@@ -1776,10 +1852,10 @@
       <w:szCs w:val="56"/>
     </w:rPr>
   </w:style>
-  <w:style w:type="character" w:customStyle="1" w:styleId="TitoloCarattere">
-    <w:name w:val="Titolo Carattere"/>
-    <w:basedOn w:val="Carpredefinitoparagrafo"/>
-    <w:link w:val="Titolo"/>
+  <w:style w:type="character" w:customStyle="1" w:styleId="TitleChar">
+    <w:name w:val="Title Char"/>
+    <w:basedOn w:val="DefaultParagraphFont"/>
+    <w:link w:val="Title"/>
     <w:uiPriority w:val="10"/>
     <w:rsid w:val="001A61BA"/>
     <w:rPr>
@@ -1790,11 +1866,11 @@
       <w:szCs w:val="56"/>
     </w:rPr>
   </w:style>
-  <w:style w:type="paragraph" w:styleId="Sottotitolo">
+  <w:style w:type="paragraph" w:styleId="Subtitle">
     <w:name w:val="Subtitle"/>
-    <w:basedOn w:val="Normale"/>
-    <w:next w:val="Normale"/>
-    <w:link w:val="SottotitoloCarattere"/>
+    <w:basedOn w:val="Normal"/>
+    <w:next w:val="Normal"/>
+    <w:link w:val="SubtitleChar"/>
     <w:uiPriority w:val="11"/>
     <w:qFormat/>
     <w:rsid w:val="001A61BA"/>
@@ -1811,10 +1887,10 @@
       <w:szCs w:val="28"/>
     </w:rPr>
   </w:style>
-  <w:style w:type="character" w:customStyle="1" w:styleId="SottotitoloCarattere">
-    <w:name w:val="Sottotitolo Carattere"/>
-    <w:basedOn w:val="Carpredefinitoparagrafo"/>
-    <w:link w:val="Sottotitolo"/>
+  <w:style w:type="character" w:customStyle="1" w:styleId="SubtitleChar">
+    <w:name w:val="Subtitle Char"/>
+    <w:basedOn w:val="DefaultParagraphFont"/>
+    <w:link w:val="Subtitle"/>
     <w:uiPriority w:val="11"/>
     <w:rsid w:val="001A61BA"/>
     <w:rPr>
@@ -1825,11 +1901,11 @@
       <w:szCs w:val="28"/>
     </w:rPr>
   </w:style>
-  <w:style w:type="paragraph" w:styleId="Citazione">
+  <w:style w:type="paragraph" w:styleId="Quote">
     <w:name w:val="Quote"/>
-    <w:basedOn w:val="Normale"/>
-    <w:next w:val="Normale"/>
-    <w:link w:val="CitazioneCarattere"/>
+    <w:basedOn w:val="Normal"/>
+    <w:next w:val="Normal"/>
+    <w:link w:val="QuoteChar"/>
     <w:uiPriority w:val="29"/>
     <w:qFormat/>
     <w:rsid w:val="001A61BA"/>
@@ -1843,10 +1919,10 @@
       <w:color w:val="404040" w:themeColor="text1" w:themeTint="BF"/>
     </w:rPr>
   </w:style>
-  <w:style w:type="character" w:customStyle="1" w:styleId="CitazioneCarattere">
-    <w:name w:val="Citazione Carattere"/>
-    <w:basedOn w:val="Carpredefinitoparagrafo"/>
-    <w:link w:val="Citazione"/>
+  <w:style w:type="character" w:customStyle="1" w:styleId="QuoteChar">
+    <w:name w:val="Quote Char"/>
+    <w:basedOn w:val="DefaultParagraphFont"/>
+    <w:link w:val="Quote"/>
     <w:uiPriority w:val="29"/>
     <w:rsid w:val="001A61BA"/>
     <w:rPr>
@@ -1855,9 +1931,9 @@
       <w:color w:val="404040" w:themeColor="text1" w:themeTint="BF"/>
     </w:rPr>
   </w:style>
-  <w:style w:type="paragraph" w:styleId="Paragrafoelenco">
+  <w:style w:type="paragraph" w:styleId="ListParagraph">
     <w:name w:val="List Paragraph"/>
-    <w:basedOn w:val="Normale"/>
+    <w:basedOn w:val="Normal"/>
     <w:uiPriority w:val="34"/>
     <w:qFormat/>
     <w:rsid w:val="001A61BA"/>
@@ -1866,9 +1942,9 @@
       <w:contextualSpacing/>
     </w:pPr>
   </w:style>
-  <w:style w:type="character" w:styleId="Enfasiintensa">
+  <w:style w:type="character" w:styleId="IntenseEmphasis">
     <w:name w:val="Intense Emphasis"/>
-    <w:basedOn w:val="Carpredefinitoparagrafo"/>
+    <w:basedOn w:val="DefaultParagraphFont"/>
     <w:uiPriority w:val="21"/>
     <w:qFormat/>
     <w:rsid w:val="001A61BA"/>
@@ -1878,11 +1954,11 @@
       <w:color w:val="0F4761" w:themeColor="accent1" w:themeShade="BF"/>
     </w:rPr>
   </w:style>
-  <w:style w:type="paragraph" w:styleId="Citazioneintensa">
+  <w:style w:type="paragraph" w:styleId="IntenseQuote">
     <w:name w:val="Intense Quote"/>
-    <w:basedOn w:val="Normale"/>
-    <w:next w:val="Normale"/>
-    <w:link w:val="CitazioneintensaCarattere"/>
+    <w:basedOn w:val="Normal"/>
+    <w:next w:val="Normal"/>
+    <w:link w:val="IntenseQuoteChar"/>
     <w:uiPriority w:val="30"/>
     <w:qFormat/>
     <w:rsid w:val="001A61BA"/>
@@ -1901,10 +1977,10 @@
       <w:color w:val="0F4761" w:themeColor="accent1" w:themeShade="BF"/>
     </w:rPr>
   </w:style>
-  <w:style w:type="character" w:customStyle="1" w:styleId="CitazioneintensaCarattere">
-    <w:name w:val="Citazione intensa Carattere"/>
-    <w:basedOn w:val="Carpredefinitoparagrafo"/>
-    <w:link w:val="Citazioneintensa"/>
+  <w:style w:type="character" w:customStyle="1" w:styleId="IntenseQuoteChar">
+    <w:name w:val="Intense Quote Char"/>
+    <w:basedOn w:val="DefaultParagraphFont"/>
+    <w:link w:val="IntenseQuote"/>
     <w:uiPriority w:val="30"/>
     <w:rsid w:val="001A61BA"/>
     <w:rPr>
@@ -1913,9 +1989,9 @@
       <w:color w:val="0F4761" w:themeColor="accent1" w:themeShade="BF"/>
     </w:rPr>
   </w:style>
-  <w:style w:type="character" w:styleId="Riferimentointenso">
+  <w:style w:type="character" w:styleId="IntenseReference">
     <w:name w:val="Intense Reference"/>
-    <w:basedOn w:val="Carpredefinitoparagrafo"/>
+    <w:basedOn w:val="DefaultParagraphFont"/>
     <w:uiPriority w:val="32"/>
     <w:qFormat/>
     <w:rsid w:val="001A61BA"/>
@@ -1927,10 +2003,10 @@
       <w:spacing w:val="5"/>
     </w:rPr>
   </w:style>
-  <w:style w:type="paragraph" w:styleId="Intestazione">
+  <w:style w:type="paragraph" w:styleId="Header">
     <w:name w:val="header"/>
-    <w:basedOn w:val="Normale"/>
-    <w:link w:val="IntestazioneCarattere"/>
+    <w:basedOn w:val="Normal"/>
+    <w:link w:val="HeaderChar"/>
     <w:uiPriority w:val="99"/>
     <w:unhideWhenUsed/>
     <w:rsid w:val="003D51F9"/>
@@ -1942,17 +2018,17 @@
       <w:spacing w:after="0" w:line="240" w:lineRule="auto"/>
     </w:pPr>
   </w:style>
-  <w:style w:type="character" w:customStyle="1" w:styleId="IntestazioneCarattere">
-    <w:name w:val="Intestazione Carattere"/>
-    <w:basedOn w:val="Carpredefinitoparagrafo"/>
-    <w:link w:val="Intestazione"/>
+  <w:style w:type="character" w:customStyle="1" w:styleId="HeaderChar">
+    <w:name w:val="Header Char"/>
+    <w:basedOn w:val="DefaultParagraphFont"/>
+    <w:link w:val="Header"/>
     <w:uiPriority w:val="99"/>
     <w:rsid w:val="003D51F9"/>
   </w:style>
-  <w:style w:type="paragraph" w:styleId="Pidipagina">
+  <w:style w:type="paragraph" w:styleId="Footer">
     <w:name w:val="footer"/>
-    <w:basedOn w:val="Normale"/>
-    <w:link w:val="PidipaginaCarattere"/>
+    <w:basedOn w:val="Normal"/>
+    <w:link w:val="FooterChar"/>
     <w:uiPriority w:val="99"/>
     <w:unhideWhenUsed/>
     <w:rsid w:val="003D51F9"/>
@@ -1964,10 +2040,10 @@
       <w:spacing w:after="0" w:line="240" w:lineRule="auto"/>
     </w:pPr>
   </w:style>
-  <w:style w:type="character" w:customStyle="1" w:styleId="PidipaginaCarattere">
-    <w:name w:val="Piè di pagina Carattere"/>
-    <w:basedOn w:val="Carpredefinitoparagrafo"/>
-    <w:link w:val="Pidipagina"/>
+  <w:style w:type="character" w:customStyle="1" w:styleId="FooterChar">
+    <w:name w:val="Footer Char"/>
+    <w:basedOn w:val="DefaultParagraphFont"/>
+    <w:link w:val="Footer"/>
     <w:uiPriority w:val="99"/>
     <w:rsid w:val="003D51F9"/>
   </w:style>
